--- a/word1.docx
+++ b/word1.docx
@@ -4,11 +4,41 @@
   <w:body>
     <w:p>
       <w:r>
-        <w:t>&lt;?xml version="1.0" encoding="utf-8"?&gt;&lt;worksheet xmlns="http://schemas.openxmlformats.org/spreadsheetml/2006/main"&gt;&lt;dimension ref="A1:A13"/&gt;&lt;sheetViews&gt;&lt;sheetView workbookViewId="0"&gt;&lt;selection activeCell="A1" sqref="A1"/&gt;&lt;/sheetView&gt;&lt;/sheetViews&gt;&lt;sheetFormatPr defaultRowHeight="15"/&gt;&lt;sheetData&gt;&lt;row r="1"&gt;&lt;c r="A1" s="0" t="s"&gt;&lt;v&gt;0 &lt;/v&gt;&lt;/c&gt;&lt;c r="B1" s="0" t="s"&gt;&lt;v&gt;6 &lt;/v&gt;&lt;/c&gt;&lt;c r="D1" s="0" t="s"&gt;&lt;v&gt;2 &lt;/v&gt;&lt;/c&gt;&lt;c r="E1" s="0" t="s"&gt;&lt;v&gt;6 &lt;/v&gt;&lt;/c&gt;&lt;c r="G1" s="0" t="s"&gt;&lt;v&gt;4 &lt;/v&gt;&lt;/c&gt;&lt;c r="H1" s="0" t="s"&gt;&lt;v&gt;6 &lt;/v&gt;&lt;/c&gt;&lt;c r="I1" s="0" t="s"&gt;&lt;v&gt;5 &lt;/v&gt;&lt;/c&gt;&lt;c r="J1" s="0" t="s"&gt;&lt;v&gt;6 &lt;/v&gt;&lt;/c&gt;&lt;/row&gt;&lt;row r="2"&gt;&lt;c r="A2" s="0" t="s"&gt;&lt;v&gt;1 &lt;/v&gt;&lt;/c&gt;&lt;c r="B2" s="0" t="s"&gt;&lt;v&gt;6 &lt;/v&gt;&lt;/c&gt;&lt;c r="D2" s="0" t="s"&gt;&lt;v&gt;3 &lt;/v&gt;&lt;/c&gt;&lt;c r="E2" s="0" t="s"&gt;&lt;v&gt;6 &lt;/v&gt;&lt;/c&gt;&lt;/row&gt;&lt;row r="5"&gt;&lt;c r="A5" s="0" t="s"&gt;&lt;v&gt;7 &lt;/v&gt;&lt;/c&gt;&lt;c r="B5" s="0" t="s"&gt;&lt;v&gt;8 &lt;/v&gt;&lt;/c&gt;&lt;c r="C5" s="0" t="s"&gt;&lt;v&gt;9 &lt;/v&gt;&lt;/c&gt;&lt;c r="D5" s="0" t="s"&gt;&lt;v&gt;10 &lt;/v&gt;&lt;/c&gt;&lt;c r="E5" s="0" t="s"&gt;&lt;v&gt;11 &lt;/v&gt;&lt;/c&gt;&lt;c r="F5" s="0" t="s"&gt;&lt;v&gt;10 &lt;/v&gt;&lt;/c&gt;&lt;c r="G5" s="0" t="s"&gt;&lt;v&gt;11 &lt;/v&gt;&lt;/c&gt;&lt;c r="H5" s="0" t="s"&gt;&lt;v&gt;10 &lt;/v&gt;&lt;/c&gt;&lt;c r="I5" s="0" t="s"&gt;&lt;v&gt;11 &lt;/v&gt;&lt;/c&gt;&lt;/row&gt;&lt;row r="6"&gt;&lt;c r="A6" s="0" t="s"&gt;&lt;v&gt;12 &lt;/v&gt;&lt;/c&gt;&lt;c r="B6" s="0" t="s"&gt;&lt;v&gt;13 &lt;/v&gt;&lt;/c&gt;&lt;c r="C6" s="0" t="s"&gt;&lt;v&gt;6 &lt;/v&gt;&lt;/c&gt;&lt;c r="D6" s="0" t="s"&gt;&lt;v&gt;6 &lt;/v&gt;&lt;/c&gt;&lt;c r="E6" s="0" t="s"&gt;&lt;v&gt;6 &lt;/v&gt;&lt;/c&gt;&lt;c r="F6" s="0" t="s"&gt;&lt;v&gt;6 &lt;/v&gt;&lt;/c&gt;&lt;c r="G6" s="0" t="s"&gt;&lt;v&gt;6 &lt;/v&gt;&lt;/c&gt;&lt;c r="H6" s="0" t="s"&gt;&lt;v&gt;6 &lt;/v&gt;&lt;/c&gt;&lt;c r="I6" s="0" t="s"&gt;&lt;v&gt;6 &lt;/v&gt;&lt;/c&gt;&lt;/row&gt;&lt;row r="7"&gt;&lt;c r="A7" s="0" t="s"&gt;&lt;v&gt;12 &lt;/v&gt;&lt;/c&gt;&lt;c r="B7" s="0" t="s"&gt;&lt;v&gt;14 &lt;/v&gt;&lt;/c&gt;&lt;c r="C7" s="0" t="s"&gt;&lt;v&gt;6 &lt;/v&gt;&lt;/c&gt;&lt;c r="D7" s="0" t="s"&gt;&lt;v&gt;6 &lt;/v&gt;&lt;/c&gt;&lt;c r="E7" s="0" t="s"&gt;&lt;v&gt;6 &lt;/v&gt;&lt;/c&gt;&lt;c r="F7" s="0" t="s"&gt;&lt;v&gt;6 &lt;/v&gt;&lt;/c&gt;&lt;c r="G7" s="0" t="s"&gt;&lt;v&gt;6 &lt;/v&gt;&lt;/c&gt;&lt;c r="H7" s="0" t="s"&gt;&lt;v&gt;6 &lt;/v&gt;&lt;/c&gt;&lt;c r="I7" s="0" t="s"&gt;&lt;v&gt;6 &lt;/v&gt;&lt;/c&gt;&lt;/row&gt;&lt;row r="8"&gt;&lt;c r="A8" s="0" t="s"&gt;&lt;v&gt;12 &lt;/v&gt;&lt;/c&gt;&lt;c r="B8" s="0" t="s"&gt;&lt;v&gt;14 &lt;/v&gt;&lt;/c&gt;&lt;c r="C8" s="0" t="s"&gt;&lt;v&gt;6 &lt;/v&gt;&lt;/c&gt;&lt;c r="D8" s="0" t="s"&gt;&lt;v&gt;6 &lt;/v&gt;&lt;/c&gt;&lt;c r="E8" s="0" t="s"&gt;&lt;v&gt;6 &lt;/v&gt;&lt;/c&gt;&lt;c r="F8" s="0" t="s"&gt;&lt;v&gt;6 &lt;/v&gt;&lt;/c&gt;&lt;c r="G8" s="0" t="s"&gt;&lt;v&gt;6 &lt;/v&gt;&lt;/c&gt;&lt;c r="H8" s="0" t="s"&gt;&lt;v&gt;6 &lt;/v&gt;&lt;/c&gt;&lt;c r="I8" s="0" t="s"&gt;&lt;v&gt;6 &lt;/v&gt;&lt;/c&gt;&lt;/row&gt;&lt;row r="9"&gt;&lt;c r="A9" s="0" t="s"&gt;&lt;v&gt;12 &lt;/v&gt;&lt;/c&gt;&lt;c r="B9" s="0" t="s"&gt;&lt;v&gt;14 &lt;/v&gt;&lt;/c&gt;&lt;c r="C9" s="0" t="s"&gt;&lt;v&gt;6 &lt;/v&gt;&lt;/c&gt;&lt;c r="D9" s="0" t="s"&gt;&lt;v&gt;6 &lt;/v&gt;&lt;/c&gt;&lt;c r="E9" s="0" t="s"&gt;&lt;v&gt;6 &lt;/v&gt;&lt;/c&gt;&lt;c r="F9" s="0" t="s"&gt;&lt;v&gt;6 &lt;/v&gt;&lt;/c&gt;&lt;c r="G9" s="0" t="s"&gt;&lt;v&gt;6 &lt;/v&gt;&lt;/c&gt;&lt;c r="H9" s="0" t="s"&gt;&lt;v&gt;6 &lt;/v&gt;&lt;/c&gt;&lt;c r="I9" s="0" t="s"&gt;&lt;v&gt;6 &lt;/v&gt;&lt;/c&gt;&lt;/row&gt;&lt;row r="10"&gt;&lt;c r="A10" s="0" t="s"&gt;&lt;v&gt;12 &lt;/v&gt;&lt;/c&gt;&lt;c r="B10" s="0" t="s"&gt;&lt;v&gt;14 &lt;/v&gt;&lt;/c&gt;&lt;c r="C10" s="0" t="s"&gt;&lt;v&gt;6 &lt;/v&gt;&lt;/c&gt;&lt;c r="D10" s="0" t="s"&gt;&lt;v&gt;6 &lt;/v&gt;&lt;/c&gt;&lt;c r="E10" s="0" t="s"&gt;&lt;v&gt;6 &lt;/v&gt;&lt;/c&gt;&lt;c r="F10" s="0" t="s"&gt;&lt;v&gt;6 &lt;/v&gt;&lt;/c&gt;&lt;c r="G10" s="0" t="s"&gt;&lt;v&gt;6 &lt;/v&gt;&lt;/c&gt;&lt;c r="H10" s="0" t="s"&gt;&lt;v&gt;6 &lt;/v&gt;&lt;/c&gt;&lt;c r="I10" s="0" t="s"&gt;&lt;v&gt;6 &lt;/v&gt;&lt;/c&gt;&lt;/row&gt;&lt;row r="11"&gt;&lt;c r="A11" s="0" t="s"&gt;&lt;v&gt;12 &lt;/v&gt;&lt;/c&gt;&lt;c r="B11" s="0" t="s"&gt;&lt;v&gt;14 &lt;/v&gt;&lt;/c&gt;&lt;c r="C11" s="0" t="s"&gt;&lt;v&gt;6 &lt;/v&gt;&lt;/c&gt;&lt;c r="D11" s="0" t="s"&gt;&lt;v&gt;6 &lt;/v&gt;&lt;/c&gt;&lt;c r="E11" s="0" t="s"&gt;&lt;v&gt;6 &lt;/v&gt;&lt;/c&gt;&lt;c r="F11" s="0" t="s"&gt;&lt;v&gt;6 &lt;/v&gt;&lt;/c&gt;&lt;c r="G11" s="0" t="s"&gt;&lt;v&gt;6 &lt;/v&gt;&lt;/c&gt;&lt;c r="H11" s="0" t="s"&gt;&lt;v&gt;6 &lt;/v&gt;&lt;/c&gt;&lt;c r="I11" s="0" t="s"&gt;&lt;v&gt;6 &lt;/v&gt;&lt;/c&gt;&lt;/row&gt;&lt;row r="13"&gt;&lt;c r="A13" s="0" t="s"&gt;&lt;v&gt;15 &lt;/v&gt;&lt;/c&gt;&lt;/row&gt;&lt;/sheetData&gt;&lt;pageMargin</w:t>
-      </w:r>
-      <w:r>
-        <w:lastRenderedPageBreak/>
-        <w:t>s left="0.7" right="0.7" top="0.75" bottom="0.75" header="0.3" footer="0.3"/&gt;&lt;pageSetup paperSize="9" orientation="portrait"/&gt;&lt;/worksheet&gt;</w:t>
+        <w:drawing>
+          <wp:inline distT="0" distB="0" distL="0" distR="0" wp14:anchorId="60180A54" wp14:editId="6B1F55AB">
+            <wp:extent cx="5943600" cy="1808480"/>
+            <wp:effectExtent l="0" t="0" r="0" b="1270"/>
+            <wp:docPr id="618993516" name="Picture 1"/>
+            <wp:cNvGraphicFramePr>
+              <a:graphicFrameLocks xmlns:a="http://schemas.openxmlformats.org/drawingml/2006/main" noChangeAspect="1"/>
+            </wp:cNvGraphicFramePr>
+            <a:graphic xmlns:a="http://schemas.openxmlformats.org/drawingml/2006/main">
+              <a:graphicData uri="http://schemas.openxmlformats.org/drawingml/2006/picture">
+                <pic:pic xmlns:pic="http://schemas.openxmlformats.org/drawingml/2006/picture">
+                  <pic:nvPicPr>
+                    <pic:cNvPr id="618993516" name=""/>
+                    <pic:cNvPicPr/>
+                  </pic:nvPicPr>
+                  <pic:blipFill>
+                    <a:blip r:embed="rId4"/>
+                    <a:stretch>
+                      <a:fillRect/>
+                    </a:stretch>
+                  </pic:blipFill>
+                  <pic:spPr>
+                    <a:xfrm>
+                      <a:off x="0" y="0"/>
+                      <a:ext cx="5943600" cy="1808480"/>
+                    </a:xfrm>
+                    <a:prstGeom prst="rect">
+                      <a:avLst/>
+                    </a:prstGeom>
+                  </pic:spPr>
+                </pic:pic>
+              </a:graphicData>
+            </a:graphic>
+          </wp:inline>
+        </w:drawing>
       </w:r>
     </w:p>
     <w:sectPr>
@@ -624,6 +654,7 @@
   <w:style w:type="character" w:default="1" w:styleId="DefaultParagraphFont">
     <w:name w:val="Default Paragraph Font"/>
     <w:uiPriority w:val="1"/>
+    <w:semiHidden/>
     <w:unhideWhenUsed/>
   </w:style>
   <w:style w:type="table" w:default="1" w:styleId="TableNormal">
